--- a/交付_20260811_规划环境先验解耦/06_Oracle_Leakage_Audit_FINAL.docx
+++ b/交付_20260811_规划环境先验解耦/06_Oracle_Leakage_Audit_FINAL.docx
@@ -1388,7 +1388,7 @@
         <w:rPr>
           <w:rFonts w:ascii="SimSun" w:hAnsi="SimSun" w:eastAsia="SimSun"/>
         </w:rPr>
-        <w:t>，P0 时仅剩M_ref 目标表面与地面。</w:t>
+        <w:t xml:space="preserve"> —— 即该先验档实际提供的 M_vis 初始内容；P0 档为 M_ref 目标表面与地面（不含任何可调节的非目标环境构件）。</w:t>
       </w:r>
     </w:p>
     <w:p>
